--- a/KNN.docx
+++ b/KNN.docx
@@ -58,12 +58,14 @@
         </w:rPr>
         <w:t xml:space="preserve">این نمونه جدید بر اساس الگوریتم </w:t>
       </w:r>
+      <w:proofErr w:type="spellStart"/>
       <w:r>
         <w:rPr>
           <w:lang w:bidi="fa-IR"/>
         </w:rPr>
         <w:t>knn</w:t>
       </w:r>
+      <w:proofErr w:type="spellEnd"/>
       <w:r>
         <w:rPr>
           <w:rFonts w:hint="cs"/>
@@ -77,8 +79,6 @@
       <w:pPr>
         <w:bidi/>
         <w:rPr>
-          <w:rFonts w:hint="cs"/>
-          <w:rtl/>
           <w:lang w:bidi="fa-IR"/>
         </w:rPr>
       </w:pPr>
@@ -122,6 +122,187 @@
           </wp:inline>
         </w:drawing>
       </w:r>
+    </w:p>
+    <w:p>
+      <w:pPr>
+        <w:bidi/>
+        <w:rPr>
+          <w:lang w:bidi="fa-IR"/>
+        </w:rPr>
+      </w:pPr>
+    </w:p>
+    <w:p>
+      <w:pPr>
+        <w:bidi/>
+        <w:rPr>
+          <w:lang w:bidi="fa-IR"/>
+        </w:rPr>
+      </w:pPr>
+    </w:p>
+    <w:p>
+      <w:pPr>
+        <w:bidi/>
+        <w:rPr>
+          <w:lang w:bidi="fa-IR"/>
+        </w:rPr>
+      </w:pPr>
+    </w:p>
+    <w:p>
+      <w:pPr>
+        <w:bidi/>
+        <w:rPr>
+          <w:lang w:bidi="fa-IR"/>
+        </w:rPr>
+      </w:pPr>
+    </w:p>
+    <w:p>
+      <w:pPr>
+        <w:bidi/>
+        <w:rPr>
+          <w:lang w:bidi="fa-IR"/>
+        </w:rPr>
+      </w:pPr>
+    </w:p>
+    <w:p>
+      <w:pPr>
+        <w:bidi/>
+        <w:rPr>
+          <w:lang w:bidi="fa-IR"/>
+        </w:rPr>
+      </w:pPr>
+    </w:p>
+    <w:p>
+      <w:pPr>
+        <w:bidi/>
+        <w:rPr>
+          <w:lang w:bidi="fa-IR"/>
+        </w:rPr>
+      </w:pPr>
+    </w:p>
+    <w:p>
+      <w:pPr>
+        <w:bidi/>
+        <w:rPr>
+          <w:lang w:bidi="fa-IR"/>
+        </w:rPr>
+      </w:pPr>
+    </w:p>
+    <w:p>
+      <w:pPr>
+        <w:bidi/>
+        <w:rPr>
+          <w:lang w:bidi="fa-IR"/>
+        </w:rPr>
+      </w:pPr>
+    </w:p>
+    <w:p>
+      <w:pPr>
+        <w:bidi/>
+        <w:rPr>
+          <w:lang w:bidi="fa-IR"/>
+        </w:rPr>
+      </w:pPr>
+      <w:r>
+        <w:rPr>
+          <w:noProof/>
+        </w:rPr>
+        <w:drawing>
+          <wp:inline distT="0" distB="0" distL="0" distR="0" wp14:anchorId="4BCB78EE" wp14:editId="33C2DB48">
+            <wp:extent cx="5943600" cy="3021330"/>
+            <wp:effectExtent l="0" t="0" r="0" b="7620"/>
+            <wp:docPr id="652521296" name="Picture 1"/>
+            <wp:cNvGraphicFramePr>
+              <a:graphicFrameLocks xmlns:a="http://schemas.openxmlformats.org/drawingml/2006/main" noChangeAspect="1"/>
+            </wp:cNvGraphicFramePr>
+            <a:graphic xmlns:a="http://schemas.openxmlformats.org/drawingml/2006/main">
+              <a:graphicData uri="http://schemas.openxmlformats.org/drawingml/2006/picture">
+                <pic:pic xmlns:pic="http://schemas.openxmlformats.org/drawingml/2006/picture">
+                  <pic:nvPicPr>
+                    <pic:cNvPr id="652521296" name=""/>
+                    <pic:cNvPicPr/>
+                  </pic:nvPicPr>
+                  <pic:blipFill>
+                    <a:blip r:embed="rId6"/>
+                    <a:stretch>
+                      <a:fillRect/>
+                    </a:stretch>
+                  </pic:blipFill>
+                  <pic:spPr>
+                    <a:xfrm>
+                      <a:off x="0" y="0"/>
+                      <a:ext cx="5943600" cy="3021330"/>
+                    </a:xfrm>
+                    <a:prstGeom prst="rect">
+                      <a:avLst/>
+                    </a:prstGeom>
+                  </pic:spPr>
+                </pic:pic>
+              </a:graphicData>
+            </a:graphic>
+          </wp:inline>
+        </w:drawing>
+      </w:r>
+    </w:p>
+    <w:p>
+      <w:pPr>
+        <w:pBdr>
+          <w:bottom w:val="double" w:sz="6" w:space="1" w:color="auto"/>
+        </w:pBdr>
+        <w:bidi/>
+        <w:rPr>
+          <w:lang w:bidi="fa-IR"/>
+        </w:rPr>
+      </w:pPr>
+      <w:r>
+        <w:rPr>
+          <w:noProof/>
+        </w:rPr>
+        <w:drawing>
+          <wp:inline distT="0" distB="0" distL="0" distR="0" wp14:anchorId="5979C7AF" wp14:editId="3F08A82C">
+            <wp:extent cx="5943600" cy="3120390"/>
+            <wp:effectExtent l="0" t="0" r="0" b="3810"/>
+            <wp:docPr id="1894945097" name="Picture 1"/>
+            <wp:cNvGraphicFramePr>
+              <a:graphicFrameLocks xmlns:a="http://schemas.openxmlformats.org/drawingml/2006/main" noChangeAspect="1"/>
+            </wp:cNvGraphicFramePr>
+            <a:graphic xmlns:a="http://schemas.openxmlformats.org/drawingml/2006/main">
+              <a:graphicData uri="http://schemas.openxmlformats.org/drawingml/2006/picture">
+                <pic:pic xmlns:pic="http://schemas.openxmlformats.org/drawingml/2006/picture">
+                  <pic:nvPicPr>
+                    <pic:cNvPr id="1894945097" name=""/>
+                    <pic:cNvPicPr/>
+                  </pic:nvPicPr>
+                  <pic:blipFill>
+                    <a:blip r:embed="rId7"/>
+                    <a:stretch>
+                      <a:fillRect/>
+                    </a:stretch>
+                  </pic:blipFill>
+                  <pic:spPr>
+                    <a:xfrm>
+                      <a:off x="0" y="0"/>
+                      <a:ext cx="5943600" cy="3120390"/>
+                    </a:xfrm>
+                    <a:prstGeom prst="rect">
+                      <a:avLst/>
+                    </a:prstGeom>
+                  </pic:spPr>
+                </pic:pic>
+              </a:graphicData>
+            </a:graphic>
+          </wp:inline>
+        </w:drawing>
+      </w:r>
+    </w:p>
+    <w:p>
+      <w:pPr>
+        <w:bidi/>
+        <w:rPr>
+          <w:rFonts w:hint="cs"/>
+          <w:rtl/>
+          <w:lang w:bidi="fa-IR"/>
+        </w:rPr>
+      </w:pPr>
     </w:p>
     <w:sectPr>
       <w:pgSz w:w="12240" w:h="15840"/>
